--- a/Module Edit Docs/N7 - Edit Doc.docx
+++ b/Module Edit Docs/N7 - Edit Doc.docx
@@ -193,6 +193,9 @@
     </w:p>
     <w:p>
       <w:r>
+        <w:rPr>
+          <w:noProof/>
+        </w:rPr>
         <w:lastRenderedPageBreak/>
         <w:drawing>
           <wp:inline distT="0" distB="0" distL="0" distR="0" wp14:anchorId="5366E371" wp14:editId="33851C46">
@@ -240,28 +243,56 @@
       </w:pPr>
       <w:r>
         <w:rPr>
-          <w:color w:val="777777"/>
+          <w:iCs/>
+          <w:color w:val="000000" w:themeColor="text1"/>
           <w:sz w:val="19"/>
         </w:rPr>
-        <w:t>The quadruple-lumen catheter: a distal (PA) lumen at the tip, a proximal (RA) lumen, a thermistor 4 cm from the tip, and the balloon</w:t>
+        <w:t xml:space="preserve">[Add the above image </w:t>
+      </w:r>
+      <w:r>
+        <w:rPr>
+          <w:iCs/>
+          <w:color w:val="000000" w:themeColor="text1"/>
+          <w:sz w:val="19"/>
+        </w:rPr>
+        <w:t>in lieu of the one you currently are using to illustrate the PA catheter.  Keep the caption the same: “</w:t>
       </w:r>
       <w:r>
         <w:rPr>
           <w:color w:val="777777"/>
           <w:sz w:val="19"/>
         </w:rPr>
-        <w:t xml:space="preserve"> inflation port</w:t>
+        <w:t>The quadruple-lumen catheter: a distal (PA) lumen at the tip, a proximal (RA) lumen, a thermistor 4 cm from the tip, and the balloon inflation port.</w:t>
       </w:r>
       <w:r>
         <w:rPr>
           <w:color w:val="777777"/>
           <w:sz w:val="19"/>
         </w:rPr>
-        <w:t xml:space="preserve">. </w:t>
+        <w:t>”]</w:t>
+      </w:r>
+      <w:r>
+        <w:rPr>
+          <w:color w:val="777777"/>
+          <w:sz w:val="19"/>
+        </w:rPr>
+        <w:t xml:space="preserve"> </w:t>
       </w:r>
     </w:p>
     <w:p>
-      <w:r>
+      <w:pPr>
+        <w:rPr>
+          <w:iCs/>
+          <w:color w:val="000000" w:themeColor="text1"/>
+          <w:sz w:val="19"/>
+        </w:rPr>
+      </w:pPr>
+    </w:p>
+    <w:p>
+      <w:r>
+        <w:rPr>
+          <w:noProof/>
+        </w:rPr>
         <w:drawing>
           <wp:inline distT="0" distB="0" distL="0" distR="0" wp14:anchorId="06EA7258" wp14:editId="1C1D6E15">
             <wp:extent cx="3472896" cy="3096264"/>
@@ -366,6 +397,7 @@
     </w:p>
     <w:p>
       <w:r>
+        <w:lastRenderedPageBreak/>
         <w:t>None of these numbers means anything without a reference range, and even the ranges are only a starting point, because shock is defined relative to a patient's own needs.</w:t>
       </w:r>
     </w:p>
@@ -393,7 +425,6 @@
               <w:rPr>
                 <w:sz w:val="18"/>
               </w:rPr>
-              <w:lastRenderedPageBreak/>
               <w:t>Parameter</w:t>
             </w:r>
           </w:p>
@@ -816,16 +847,13 @@
         <w:pStyle w:val="Heading2"/>
       </w:pPr>
       <w:r>
+        <w:lastRenderedPageBreak/>
         <w:t>Reading it: the four-chamber walk</w:t>
       </w:r>
     </w:p>
     <w:p>
       <w:r>
-        <w:t xml:space="preserve">As the balloon carries the catheter forward, the distal port's waveform is your guide, and it changes character in each chamber. It is low and gently undulating in the right atrium, becomes </w:t>
-      </w:r>
-      <w:r>
-        <w:lastRenderedPageBreak/>
-        <w:t xml:space="preserve">tall and pulsatile with a low diastolic dip in the right ventricle, gains a dicrotic notch and a higher diastolic step-up in the pulmonary artery, and finally collapses into a small, atrial-looking tracing when the balloon occludes a branch and wedges. </w:t>
+        <w:t xml:space="preserve">As the balloon carries the catheter forward, the distal port's waveform is your guide, and it changes character in each chamber. It is low and gently undulating in the right atrium, becomes tall and pulsatile with a low diastolic dip in the right ventricle, gains a dicrotic notch and a higher diastolic step-up in the pulmonary artery, and finally collapses into a small, atrial-looking tracing when the balloon occludes a branch and wedges. </w:t>
       </w:r>
       <w:r>
         <w:t>The key to proper bedside insertion is to ensure that d</w:t>
@@ -836,6 +864,9 @@
     </w:p>
     <w:p>
       <w:r>
+        <w:rPr>
+          <w:noProof/>
+        </w:rPr>
         <w:drawing>
           <wp:inline distT="0" distB="0" distL="0" distR="0" wp14:anchorId="76581730" wp14:editId="06D0F3A4">
             <wp:extent cx="3932913" cy="1988306"/>
@@ -957,6 +988,7 @@
           <w:rFonts w:ascii="Consolas" w:hAnsi="Consolas"/>
           <w:sz w:val="21"/>
         </w:rPr>
+        <w:lastRenderedPageBreak/>
         <w:t>CO = VO2 / (CaO2 - CvO2)Fick: cardiac output equals oxygen uptake divided by the arterial minus mixed-venous oxygen content difference</w:t>
       </w:r>
     </w:p>
@@ -965,7 +997,6 @@
         <w:pStyle w:val="Heading2"/>
       </w:pPr>
       <w:r>
-        <w:lastRenderedPageBreak/>
         <w:t>Four topics, one path</w:t>
       </w:r>
     </w:p>
@@ -1990,6 +2021,7 @@
   <w:style w:type="character" w:default="1" w:styleId="DefaultParagraphFont">
     <w:name w:val="Default Paragraph Font"/>
     <w:uiPriority w:val="1"/>
+    <w:semiHidden/>
     <w:unhideWhenUsed/>
   </w:style>
   <w:style w:type="table" w:default="1" w:styleId="TableNormal">

--- a/Module Edit Docs/N7 - Edit Doc.docx
+++ b/Module Edit Docs/N7 - Edit Doc.docx
@@ -389,12 +389,7 @@
           <w:color w:val="9A6B00"/>
           <w:sz w:val="19"/>
         </w:rPr>
-        <w:t>[Offshoot / At-the-Bedside link: Physiologic insight]</w:t>
-      </w:r>
-    </w:p>
-    <w:p>
-      <w:r>
-        <w:t>Zone III is what a wedge measurement requires. When the balloon occludes a proximal branch, flow in that segment stops and the catheter tip looks downstream through a static column of blood toward the left atrium. The number on the monitor is left atrial pressure only if that column is continuous, which means only if every capillary between the tip and the pulmonary vein stays patent. In Zone I or Zone II the capillaries are compressed by alveolar pressure at some point in the cycle, the column is interrupted, and the transducer reports something closer to alveolar pressure than to left atrial pressure. Such a reading tracks airway pressure rather than left heart filling, so it rises with PEEP and stays high when the patient is volume depleted, exactly the situations in which a clinician most wants the wedge to be true. Flow-directed placement tends to carry the tip into the dependent, high-flow lung, and a supine patient makes most of the lung Zone III, but the conditions that shrink Zone III, high PEEP, hypovolemia, and a tip that has drifted into non-dependent lung, are the same conditions in which the wedge is most likely to mislead. This is why tip position is verified rather than assumed.</w:t>
+        <w:t>[Physiologic Insight box: West described the lung in three zones defined by the relationship, in a given region, among alveolar pressure, pulmonary arterial pressure, and pulmonary venous pressure. The pulmonary circulation is a low pressure system, so gravity matters: arterial and venous pressures both fall as you move from the dependent lung toward the apex, while alveolar pressure is essentially uniform throughout. In Zone I, alveolar pressure exceeds arterial pressure, the capillaries are held closed, and there is no flow. In Zone II, arterial pressure exceeds alveolar pressure but alveolar pressure still exceeds venous pressure, so flow is set by the arterial minus alveolar difference rather than the arterial minus venous difference. This is a Starling resistor, or vascular waterfall, in which the downstream venous pressure is invisible to the upstream circulation. In Zone III, in the dependent lung, both arterial and venous pressures exceed alveolar pressure, the capillaries stay open throughout the respiratory cycle, and flow is governed by the conventional arterial minus venous gradient.Zone III is what a wedge measurement requires. When the balloon occludes a proximal branch, flow in that segment stops and the catheter tip looks downstream through a static column of blood toward the left atrium. The number on the monitor is left atrial pressure only if that column is continuous, which means only if every capillary between the tip and the pulmonary vein stays patent. In Zone I or Zone II the capillaries are compressed by alveolar pressure at some point in the cycle, the column is interrupted, and the transducer reports something closer to alveolar pressure than to left atrial pressure. Such a reading tracks airway pressure rather than left heart filling, so it rises with PEEP and stays high when the patient is volume depleted, exactly the situations in which a clinician most wants the wedge to be true. Flow-directed placement tends to carry the tip into the dependent, high-flow lung, and a supine patient makes most of the lung Zone III, but the conditions that shrink Zone III, high PEEP, hypovolemia, and a tip that has drifted into non-dependent lung, are the same conditions in which the wedge is most likely to mislead. This is why tip position is verified rather than assumed.]</w:t>
       </w:r>
     </w:p>
     <w:p>
@@ -409,7 +404,7 @@
           <w:color w:val="9A6B00"/>
           <w:sz w:val="19"/>
         </w:rPr>
-        <w:t>[Offshoot / At-the-Bedside link: At the bedside - respect the balloon. Never inflate more than 1.5 cc of air, do not hold a wedge longer than about 15 seconds, and let the balloon deflate passively.]</w:t>
+        <w:t>[Offshoot / At-the-Bedside link: respect the balloon. Never inflate more than 1.5 cc of air, do not hold a wedge longer than about 15 seconds, and let the balloon deflate passively.]</w:t>
       </w:r>
     </w:p>
     <w:p>
